--- a/resume_andy_young.docx
+++ b/resume_andy_young.docx
@@ -22,7 +22,7 @@
         </w:rPr>
         <w:tab/>
         <w:p>
-          <w:hyperlink w:history="1" r:id="rId5pl6biunwlxbxt4onjbqy">
+          <w:hyperlink w:history="1" r:id="rIdjsrgrgeexhbr7eqvn30jd">
             <w:r>
               <w:rPr>
                 <w:rStyle w:val="Hyperlink"/>
@@ -39,7 +39,7 @@
         <w:rPr>
           <w:rFonts w:ascii="Aptos" w:cs="Aptos" w:eastAsia="Aptos" w:hAnsi="Aptos"/>
         </w:rPr>
-        <w:t xml:space="preserve">Principal software engineer with 20 years of experience delivering secure, scalable applications serving billions of users. Strong background in technical leadership, full-stack development, embedded analytics, and software testing principles.</w:t>
+        <w:t xml:space="preserve">Principal software engineer specializing in AI-driven developer tooling with Model Context Protocol (MCP) and agent-oriented architecture. Two decades of experience designing secure, scalable systems that serve global audiences. Deep expertise in technical leadership, mentorship, full-stack development, embedded analytics, and software testing principles.</w:t>
       </w:r>
     </w:p>
     <w:p>
@@ -89,7 +89,7 @@
         </w:rPr>
         <w:t xml:space="preserve">Tech lead for </w:t>
       </w:r>
-      <w:hyperlink w:history="1" r:id="rIdjydmisc-kd0xwwalu9dmp">
+      <w:hyperlink w:history="1" r:id="rIdtvirtdr8cs8nme14znzrh">
         <w:r>
           <w:rPr>
             <w:rStyle w:val="Hyperlink"/>
@@ -104,7 +104,7 @@
         </w:rPr>
         <w:t xml:space="preserve"> and </w:t>
       </w:r>
-      <w:hyperlink w:history="1" r:id="rIdityu1aelcr_oigkllp1-k">
+      <w:hyperlink w:history="1" r:id="rIdjtmun3akpigkusqmsnug0">
         <w:r>
           <w:rPr>
             <w:rStyle w:val="Hyperlink"/>
@@ -134,7 +134,7 @@
         </w:rPr>
         <w:t xml:space="preserve">Shipped </w:t>
       </w:r>
-      <w:hyperlink w:history="1" r:id="rIdcu7cx4lcmenakhgwfkosk">
+      <w:hyperlink w:history="1" r:id="rIdzfl8e2kvmqem9dyutiwuc">
         <w:r>
           <w:rPr>
             <w:rStyle w:val="Hyperlink"/>
@@ -149,7 +149,7 @@
         </w:rPr>
         <w:t xml:space="preserve">, </w:t>
       </w:r>
-      <w:hyperlink w:history="1" r:id="rIdsmxknrrwtyjjqibia16zi">
+      <w:hyperlink w:history="1" r:id="rIdlonu_9vwzlgpnrdv731pt">
         <w:r>
           <w:rPr>
             <w:rStyle w:val="Hyperlink"/>
@@ -164,7 +164,7 @@
         </w:rPr>
         <w:t xml:space="preserve">, </w:t>
       </w:r>
-      <w:hyperlink w:history="1" r:id="rIdfrtfkiicv9rudeizuwy0s">
+      <w:hyperlink w:history="1" r:id="rIdi2sa3xizzlrwflk-wbxs0">
         <w:r>
           <w:rPr>
             <w:rStyle w:val="Hyperlink"/>
@@ -179,7 +179,7 @@
         </w:rPr>
         <w:t xml:space="preserve">, and </w:t>
       </w:r>
-      <w:hyperlink w:history="1" r:id="rIdyduqcivymsqasns3w6h6q">
+      <w:hyperlink w:history="1" r:id="rId1w1erttr_hn9ypyosutax">
         <w:r>
           <w:rPr>
             <w:rStyle w:val="Hyperlink"/>
@@ -234,7 +234,7 @@
         </w:rPr>
         <w:t xml:space="preserve">Served 1B+ monthly active users by creating secure, reliable identity experiences for </w:t>
       </w:r>
-      <w:hyperlink w:history="1" r:id="rIdbe8lolvszz6eubl-ean9p">
+      <w:hyperlink w:history="1" r:id="rIds9jlryjvqj--8eoejyknq">
         <w:r>
           <w:rPr>
             <w:rStyle w:val="Hyperlink"/>
@@ -438,22 +438,22 @@
         <w:rPr>
           <w:rFonts w:ascii="Aptos" w:cs="Aptos" w:eastAsia="Aptos" w:hAnsi="Aptos"/>
         </w:rPr>
-        <w:t xml:space="preserve">TypeScript, JavaScript, Node.JS, Express, MCP, React, Redux, RTK Query, Debugging, Vite and Vitest, Playwright, Puppeteer, Cypress, Git, GitHub, Gitlab, PowerShell</w:t>
-      </w:r>
-    </w:p>
-    <w:p>
-      <w:pPr>
-        <w:pStyle w:val="wellSpaced"/>
-        <w:numPr>
-          <w:ilvl w:val="0"/>
-          <w:numId w:val="2"/>
-        </w:numPr>
-      </w:pPr>
-      <w:r>
-        <w:rPr>
-          <w:rFonts w:ascii="Aptos" w:cs="Aptos" w:eastAsia="Aptos" w:hAnsi="Aptos"/>
-        </w:rPr>
-        <w:t xml:space="preserve">AI tools: Cursor, Claude Desktop, ChatGPT (Apps), Building agents and MCP clients with OpenAI</w:t>
+        <w:t xml:space="preserve">TypeScript, JavaScript, Node.JS, Express, Model Context Protocol (MCP), MCP Apps, WebMCP, React, Redux, RTK Query, Debugging, Vite and Vitest, Playwright, Puppeteer, Cypress, Git, GitHub, Gitlab, PowerShell</w:t>
+      </w:r>
+    </w:p>
+    <w:p>
+      <w:pPr>
+        <w:pStyle w:val="wellSpaced"/>
+        <w:numPr>
+          <w:ilvl w:val="0"/>
+          <w:numId w:val="2"/>
+        </w:numPr>
+      </w:pPr>
+      <w:r>
+        <w:rPr>
+          <w:rFonts w:ascii="Aptos" w:cs="Aptos" w:eastAsia="Aptos" w:hAnsi="Aptos"/>
+        </w:rPr>
+        <w:t xml:space="preserve">AI tools: Cursor, Claude Desktop, Building agents and MCP clients with OpenAI</w:t>
       </w:r>
     </w:p>
     <w:p>
@@ -506,7 +506,7 @@
           <w:numId w:val="2"/>
         </w:numPr>
       </w:pPr>
-      <w:hyperlink w:history="1" r:id="rIdignrkmzrq7fxpgobtz0qi">
+      <w:hyperlink w:history="1" r:id="rIdrkkg6cpgeouqc7eqgbayi">
         <w:r>
           <w:rPr>
             <w:rStyle w:val="Hyperlink"/>
@@ -524,7 +524,7 @@
           <w:numId w:val="2"/>
         </w:numPr>
       </w:pPr>
-      <w:hyperlink w:history="1" r:id="rIduz9dse03traus4gp6et6c">
+      <w:hyperlink w:history="1" r:id="rIdqppm9vwyx1qdwzo9nfb6g">
         <w:r>
           <w:rPr>
             <w:rStyle w:val="Hyperlink"/>
@@ -542,7 +542,7 @@
           <w:numId w:val="2"/>
         </w:numPr>
       </w:pPr>
-      <w:hyperlink w:history="1" r:id="rIdwyskxxslxevzd72dxdvmz">
+      <w:hyperlink w:history="1" r:id="rIdkdf9szoxtg50gvrz0o-cv">
         <w:r>
           <w:rPr>
             <w:rStyle w:val="Hyperlink"/>

--- a/resume_andy_young.docx
+++ b/resume_andy_young.docx
@@ -22,7 +22,7 @@
         </w:rPr>
         <w:tab/>
         <w:p>
-          <w:hyperlink w:history="1" r:id="rIdjsrgrgeexhbr7eqvn30jd">
+          <w:hyperlink w:history="1" r:id="rId8cqmpobcelkadjox9ysh3">
             <w:r>
               <w:rPr>
                 <w:rStyle w:val="Hyperlink"/>
@@ -89,7 +89,7 @@
         </w:rPr>
         <w:t xml:space="preserve">Tech lead for </w:t>
       </w:r>
-      <w:hyperlink w:history="1" r:id="rIdtvirtdr8cs8nme14znzrh">
+      <w:hyperlink w:history="1" r:id="rId3tfamnz8btcz2edcvn4cb">
         <w:r>
           <w:rPr>
             <w:rStyle w:val="Hyperlink"/>
@@ -104,7 +104,7 @@
         </w:rPr>
         <w:t xml:space="preserve"> and </w:t>
       </w:r>
-      <w:hyperlink w:history="1" r:id="rIdjtmun3akpigkusqmsnug0">
+      <w:hyperlink w:history="1" r:id="rIdhzz3et7lwdwe8xmuwognt">
         <w:r>
           <w:rPr>
             <w:rStyle w:val="Hyperlink"/>
@@ -134,7 +134,7 @@
         </w:rPr>
         <w:t xml:space="preserve">Shipped </w:t>
       </w:r>
-      <w:hyperlink w:history="1" r:id="rIdzfl8e2kvmqem9dyutiwuc">
+      <w:hyperlink w:history="1" r:id="rId7cz4ztfmorxlxtjf_ajxj">
         <w:r>
           <w:rPr>
             <w:rStyle w:val="Hyperlink"/>
@@ -149,7 +149,7 @@
         </w:rPr>
         <w:t xml:space="preserve">, </w:t>
       </w:r>
-      <w:hyperlink w:history="1" r:id="rIdlonu_9vwzlgpnrdv731pt">
+      <w:hyperlink w:history="1" r:id="rIddvlhqsogy8-gqzcv_5kq5">
         <w:r>
           <w:rPr>
             <w:rStyle w:val="Hyperlink"/>
@@ -164,7 +164,7 @@
         </w:rPr>
         <w:t xml:space="preserve">, </w:t>
       </w:r>
-      <w:hyperlink w:history="1" r:id="rIdi2sa3xizzlrwflk-wbxs0">
+      <w:hyperlink w:history="1" r:id="rIdwpgeov4l9wdftvhfdfokt">
         <w:r>
           <w:rPr>
             <w:rStyle w:val="Hyperlink"/>
@@ -179,7 +179,7 @@
         </w:rPr>
         <w:t xml:space="preserve">, and </w:t>
       </w:r>
-      <w:hyperlink w:history="1" r:id="rId1w1erttr_hn9ypyosutax">
+      <w:hyperlink w:history="1" r:id="rId9bsbss3b8qtffyis38hvx">
         <w:r>
           <w:rPr>
             <w:rStyle w:val="Hyperlink"/>
@@ -234,7 +234,7 @@
         </w:rPr>
         <w:t xml:space="preserve">Served 1B+ monthly active users by creating secure, reliable identity experiences for </w:t>
       </w:r>
-      <w:hyperlink w:history="1" r:id="rIds9jlryjvqj--8eoejyknq">
+      <w:hyperlink w:history="1" r:id="rIdcage6y_zdfi72uvtfbtfm">
         <w:r>
           <w:rPr>
             <w:rStyle w:val="Hyperlink"/>
@@ -506,7 +506,7 @@
           <w:numId w:val="2"/>
         </w:numPr>
       </w:pPr>
-      <w:hyperlink w:history="1" r:id="rIdrkkg6cpgeouqc7eqgbayi">
+      <w:hyperlink w:history="1" r:id="rIdvfkmkmv2cngdnsawikey_">
         <w:r>
           <w:rPr>
             <w:rStyle w:val="Hyperlink"/>
@@ -524,7 +524,7 @@
           <w:numId w:val="2"/>
         </w:numPr>
       </w:pPr>
-      <w:hyperlink w:history="1" r:id="rIdqppm9vwyx1qdwzo9nfb6g">
+      <w:hyperlink w:history="1" r:id="rId3viodekxouwxt98029ton">
         <w:r>
           <w:rPr>
             <w:rStyle w:val="Hyperlink"/>
@@ -542,7 +542,7 @@
           <w:numId w:val="2"/>
         </w:numPr>
       </w:pPr>
-      <w:hyperlink w:history="1" r:id="rIdkdf9szoxtg50gvrz0o-cv">
+      <w:hyperlink w:history="1" r:id="rIdpbyhksf32wne55nvnlevz">
         <w:r>
           <w:rPr>
             <w:rStyle w:val="Hyperlink"/>

--- a/resume_andy_young.docx
+++ b/resume_andy_young.docx
@@ -22,7 +22,7 @@
         </w:rPr>
         <w:tab/>
         <w:p>
-          <w:hyperlink w:history="1" r:id="rId8cqmpobcelkadjox9ysh3">
+          <w:hyperlink w:history="1" r:id="rId5riixyr4o07kauw03fodk">
             <w:r>
               <w:rPr>
                 <w:rStyle w:val="Hyperlink"/>
@@ -89,7 +89,7 @@
         </w:rPr>
         <w:t xml:space="preserve">Tech lead for </w:t>
       </w:r>
-      <w:hyperlink w:history="1" r:id="rId3tfamnz8btcz2edcvn4cb">
+      <w:hyperlink w:history="1" r:id="rId_covbkspikulextowmqvg">
         <w:r>
           <w:rPr>
             <w:rStyle w:val="Hyperlink"/>
@@ -104,7 +104,7 @@
         </w:rPr>
         <w:t xml:space="preserve"> and </w:t>
       </w:r>
-      <w:hyperlink w:history="1" r:id="rIdhzz3et7lwdwe8xmuwognt">
+      <w:hyperlink w:history="1" r:id="rIdfbq6mcn4mgm9opge-1nlb">
         <w:r>
           <w:rPr>
             <w:rStyle w:val="Hyperlink"/>
@@ -134,7 +134,7 @@
         </w:rPr>
         <w:t xml:space="preserve">Shipped </w:t>
       </w:r>
-      <w:hyperlink w:history="1" r:id="rId7cz4ztfmorxlxtjf_ajxj">
+      <w:hyperlink w:history="1" r:id="rIdpqi_k47bt0jium1wgkx-3">
         <w:r>
           <w:rPr>
             <w:rStyle w:val="Hyperlink"/>
@@ -149,7 +149,7 @@
         </w:rPr>
         <w:t xml:space="preserve">, </w:t>
       </w:r>
-      <w:hyperlink w:history="1" r:id="rIddvlhqsogy8-gqzcv_5kq5">
+      <w:hyperlink w:history="1" r:id="rIdghbxxasiki6oldruutueh">
         <w:r>
           <w:rPr>
             <w:rStyle w:val="Hyperlink"/>
@@ -164,7 +164,7 @@
         </w:rPr>
         <w:t xml:space="preserve">, </w:t>
       </w:r>
-      <w:hyperlink w:history="1" r:id="rIdwpgeov4l9wdftvhfdfokt">
+      <w:hyperlink w:history="1" r:id="rIdlovtlazv_xgcvz9miegum">
         <w:r>
           <w:rPr>
             <w:rStyle w:val="Hyperlink"/>
@@ -179,7 +179,7 @@
         </w:rPr>
         <w:t xml:space="preserve">, and </w:t>
       </w:r>
-      <w:hyperlink w:history="1" r:id="rId9bsbss3b8qtffyis38hvx">
+      <w:hyperlink w:history="1" r:id="rIdfw7pzt2kfk7grmt0js1ve">
         <w:r>
           <w:rPr>
             <w:rStyle w:val="Hyperlink"/>
@@ -234,7 +234,7 @@
         </w:rPr>
         <w:t xml:space="preserve">Served 1B+ monthly active users by creating secure, reliable identity experiences for </w:t>
       </w:r>
-      <w:hyperlink w:history="1" r:id="rIdcage6y_zdfi72uvtfbtfm">
+      <w:hyperlink w:history="1" r:id="rIdw8hbs6ybsvaaxznaop410">
         <w:r>
           <w:rPr>
             <w:rStyle w:val="Hyperlink"/>
@@ -506,7 +506,7 @@
           <w:numId w:val="2"/>
         </w:numPr>
       </w:pPr>
-      <w:hyperlink w:history="1" r:id="rIdvfkmkmv2cngdnsawikey_">
+      <w:hyperlink w:history="1" r:id="rIdnfjupzdxkeacqtybdysqr">
         <w:r>
           <w:rPr>
             <w:rStyle w:val="Hyperlink"/>
@@ -524,7 +524,7 @@
           <w:numId w:val="2"/>
         </w:numPr>
       </w:pPr>
-      <w:hyperlink w:history="1" r:id="rId3viodekxouwxt98029ton">
+      <w:hyperlink w:history="1" r:id="rIdsewbz3ilsmwjvaowknwbw">
         <w:r>
           <w:rPr>
             <w:rStyle w:val="Hyperlink"/>
@@ -542,7 +542,7 @@
           <w:numId w:val="2"/>
         </w:numPr>
       </w:pPr>
-      <w:hyperlink w:history="1" r:id="rIdpbyhksf32wne55nvnlevz">
+      <w:hyperlink w:history="1" r:id="rIdlgtylkcvgaggfxjlmrnfw">
         <w:r>
           <w:rPr>
             <w:rStyle w:val="Hyperlink"/>

--- a/resume_andy_young.docx
+++ b/resume_andy_young.docx
@@ -22,7 +22,7 @@
         </w:rPr>
         <w:tab/>
         <w:p>
-          <w:hyperlink w:history="1" r:id="rId5riixyr4o07kauw03fodk">
+          <w:hyperlink w:history="1" r:id="rId_ydos4riolxbj88ga_u8x">
             <w:r>
               <w:rPr>
                 <w:rStyle w:val="Hyperlink"/>
@@ -89,7 +89,7 @@
         </w:rPr>
         <w:t xml:space="preserve">Tech lead for </w:t>
       </w:r>
-      <w:hyperlink w:history="1" r:id="rId_covbkspikulextowmqvg">
+      <w:hyperlink w:history="1" r:id="rIdnpahvi0gngbw8nrv6ejbo">
         <w:r>
           <w:rPr>
             <w:rStyle w:val="Hyperlink"/>
@@ -104,7 +104,7 @@
         </w:rPr>
         <w:t xml:space="preserve"> and </w:t>
       </w:r>
-      <w:hyperlink w:history="1" r:id="rIdfbq6mcn4mgm9opge-1nlb">
+      <w:hyperlink w:history="1" r:id="rIdu34cbhh0ncku6vfbr76my">
         <w:r>
           <w:rPr>
             <w:rStyle w:val="Hyperlink"/>
@@ -134,7 +134,7 @@
         </w:rPr>
         <w:t xml:space="preserve">Shipped </w:t>
       </w:r>
-      <w:hyperlink w:history="1" r:id="rIdpqi_k47bt0jium1wgkx-3">
+      <w:hyperlink w:history="1" r:id="rIdsyjt0g98oigsadsu4da6l">
         <w:r>
           <w:rPr>
             <w:rStyle w:val="Hyperlink"/>
@@ -149,7 +149,7 @@
         </w:rPr>
         <w:t xml:space="preserve">, </w:t>
       </w:r>
-      <w:hyperlink w:history="1" r:id="rIdghbxxasiki6oldruutueh">
+      <w:hyperlink w:history="1" r:id="rIdffvl-062xvtneazs7hi5v">
         <w:r>
           <w:rPr>
             <w:rStyle w:val="Hyperlink"/>
@@ -164,7 +164,7 @@
         </w:rPr>
         <w:t xml:space="preserve">, </w:t>
       </w:r>
-      <w:hyperlink w:history="1" r:id="rIdlovtlazv_xgcvz9miegum">
+      <w:hyperlink w:history="1" r:id="rIdwpo_unwx_wvlmpwnfyr0c">
         <w:r>
           <w:rPr>
             <w:rStyle w:val="Hyperlink"/>
@@ -179,7 +179,7 @@
         </w:rPr>
         <w:t xml:space="preserve">, and </w:t>
       </w:r>
-      <w:hyperlink w:history="1" r:id="rIdfw7pzt2kfk7grmt0js1ve">
+      <w:hyperlink w:history="1" r:id="rIdjvjdvnk1ju8fqujovtnuz">
         <w:r>
           <w:rPr>
             <w:rStyle w:val="Hyperlink"/>
@@ -234,7 +234,7 @@
         </w:rPr>
         <w:t xml:space="preserve">Served 1B+ monthly active users by creating secure, reliable identity experiences for </w:t>
       </w:r>
-      <w:hyperlink w:history="1" r:id="rIdw8hbs6ybsvaaxznaop410">
+      <w:hyperlink w:history="1" r:id="rId6fjfvg9eogpkavoxaehyu">
         <w:r>
           <w:rPr>
             <w:rStyle w:val="Hyperlink"/>
@@ -487,7 +487,7 @@
         <w:rPr>
           <w:rFonts w:ascii="Aptos" w:cs="Aptos" w:eastAsia="Aptos" w:hAnsi="Aptos"/>
         </w:rPr>
-        <w:t xml:space="preserve">Open-source projects, trombone (former Seattle Sounders FC band member), PC gaming, astronomy, husband, father to a 10-year-old son.</w:t>
+        <w:t xml:space="preserve">Open-source projects, trombone (former Seattle Sounders FC band member), PC gaming, astronomy husband, father.</w:t>
       </w:r>
     </w:p>
     <w:p>
@@ -506,7 +506,7 @@
           <w:numId w:val="2"/>
         </w:numPr>
       </w:pPr>
-      <w:hyperlink w:history="1" r:id="rIdnfjupzdxkeacqtybdysqr">
+      <w:hyperlink w:history="1" r:id="rIdirx_nrsybswnwazizvo6r">
         <w:r>
           <w:rPr>
             <w:rStyle w:val="Hyperlink"/>
@@ -524,7 +524,7 @@
           <w:numId w:val="2"/>
         </w:numPr>
       </w:pPr>
-      <w:hyperlink w:history="1" r:id="rIdsewbz3ilsmwjvaowknwbw">
+      <w:hyperlink w:history="1" r:id="rId1qyb9ouxbi6sj2t1hemtn">
         <w:r>
           <w:rPr>
             <w:rStyle w:val="Hyperlink"/>
@@ -542,7 +542,7 @@
           <w:numId w:val="2"/>
         </w:numPr>
       </w:pPr>
-      <w:hyperlink w:history="1" r:id="rIdlgtylkcvgaggfxjlmrnfw">
+      <w:hyperlink w:history="1" r:id="rIdgi09t_uusjv_jjjsddauq">
         <w:r>
           <w:rPr>
             <w:rStyle w:val="Hyperlink"/>

--- a/resume_andy_young.docx
+++ b/resume_andy_young.docx
@@ -22,7 +22,7 @@
         </w:rPr>
         <w:tab/>
         <w:p>
-          <w:hyperlink w:history="1" r:id="rId_ydos4riolxbj88ga_u8x">
+          <w:hyperlink w:history="1" r:id="rIdhjymupizsocgqtwbp5jgi">
             <w:r>
               <w:rPr>
                 <w:rStyle w:val="Hyperlink"/>
@@ -89,7 +89,7 @@
         </w:rPr>
         <w:t xml:space="preserve">Tech lead for </w:t>
       </w:r>
-      <w:hyperlink w:history="1" r:id="rIdnpahvi0gngbw8nrv6ejbo">
+      <w:hyperlink w:history="1" r:id="rIdyuphhiudit0hebz6biprh">
         <w:r>
           <w:rPr>
             <w:rStyle w:val="Hyperlink"/>
@@ -104,7 +104,7 @@
         </w:rPr>
         <w:t xml:space="preserve"> and </w:t>
       </w:r>
-      <w:hyperlink w:history="1" r:id="rIdu34cbhh0ncku6vfbr76my">
+      <w:hyperlink w:history="1" r:id="rIdwnlpw1pakko4lpjizrcj3">
         <w:r>
           <w:rPr>
             <w:rStyle w:val="Hyperlink"/>
@@ -134,7 +134,7 @@
         </w:rPr>
         <w:t xml:space="preserve">Shipped </w:t>
       </w:r>
-      <w:hyperlink w:history="1" r:id="rIdsyjt0g98oigsadsu4da6l">
+      <w:hyperlink w:history="1" r:id="rIda9tiqr6ogthcrvcvz1r3o">
         <w:r>
           <w:rPr>
             <w:rStyle w:val="Hyperlink"/>
@@ -149,7 +149,7 @@
         </w:rPr>
         <w:t xml:space="preserve">, </w:t>
       </w:r>
-      <w:hyperlink w:history="1" r:id="rIdffvl-062xvtneazs7hi5v">
+      <w:hyperlink w:history="1" r:id="rIdzr9qeopzm700lebl1js3b">
         <w:r>
           <w:rPr>
             <w:rStyle w:val="Hyperlink"/>
@@ -164,7 +164,7 @@
         </w:rPr>
         <w:t xml:space="preserve">, </w:t>
       </w:r>
-      <w:hyperlink w:history="1" r:id="rIdwpo_unwx_wvlmpwnfyr0c">
+      <w:hyperlink w:history="1" r:id="rIdknpi9qa_byx1rth3taccj">
         <w:r>
           <w:rPr>
             <w:rStyle w:val="Hyperlink"/>
@@ -179,7 +179,7 @@
         </w:rPr>
         <w:t xml:space="preserve">, and </w:t>
       </w:r>
-      <w:hyperlink w:history="1" r:id="rIdjvjdvnk1ju8fqujovtnuz">
+      <w:hyperlink w:history="1" r:id="rIdxzirw0pjgoxvdnmg1aats">
         <w:r>
           <w:rPr>
             <w:rStyle w:val="Hyperlink"/>
@@ -234,7 +234,7 @@
         </w:rPr>
         <w:t xml:space="preserve">Served 1B+ monthly active users by creating secure, reliable identity experiences for </w:t>
       </w:r>
-      <w:hyperlink w:history="1" r:id="rId6fjfvg9eogpkavoxaehyu">
+      <w:hyperlink w:history="1" r:id="rIdnvhde2ljjnjwie8h_-mwn">
         <w:r>
           <w:rPr>
             <w:rStyle w:val="Hyperlink"/>
@@ -487,7 +487,7 @@
         <w:rPr>
           <w:rFonts w:ascii="Aptos" w:cs="Aptos" w:eastAsia="Aptos" w:hAnsi="Aptos"/>
         </w:rPr>
-        <w:t xml:space="preserve">Open-source projects, trombone (former Seattle Sounders FC band member), PC gaming, astronomy husband, father.</w:t>
+        <w:t xml:space="preserve">Open-source projects, trombone (former Seattle Sounders FC band member), PC gaming, astronomy, husband, father.</w:t>
       </w:r>
     </w:p>
     <w:p>
@@ -506,7 +506,7 @@
           <w:numId w:val="2"/>
         </w:numPr>
       </w:pPr>
-      <w:hyperlink w:history="1" r:id="rIdirx_nrsybswnwazizvo6r">
+      <w:hyperlink w:history="1" r:id="rIdtd64x9ymmnl4qbu7ms61t">
         <w:r>
           <w:rPr>
             <w:rStyle w:val="Hyperlink"/>
@@ -524,7 +524,7 @@
           <w:numId w:val="2"/>
         </w:numPr>
       </w:pPr>
-      <w:hyperlink w:history="1" r:id="rId1qyb9ouxbi6sj2t1hemtn">
+      <w:hyperlink w:history="1" r:id="rIdyjswl5iefteo5bh6oxzup">
         <w:r>
           <w:rPr>
             <w:rStyle w:val="Hyperlink"/>
@@ -542,7 +542,7 @@
           <w:numId w:val="2"/>
         </w:numPr>
       </w:pPr>
-      <w:hyperlink w:history="1" r:id="rIdgi09t_uusjv_jjjsddauq">
+      <w:hyperlink w:history="1" r:id="rId_ly1zx3rl8ko66si58yz6">
         <w:r>
           <w:rPr>
             <w:rStyle w:val="Hyperlink"/>

--- a/resume_andy_young.docx
+++ b/resume_andy_young.docx
@@ -22,7 +22,7 @@
         </w:rPr>
         <w:tab/>
         <w:p>
-          <w:hyperlink w:history="1" r:id="rIdhjymupizsocgqtwbp5jgi">
+          <w:hyperlink w:history="1" r:id="rIdicpvvivxtuabjdfiyi34c">
             <w:r>
               <w:rPr>
                 <w:rStyle w:val="Hyperlink"/>
@@ -89,7 +89,7 @@
         </w:rPr>
         <w:t xml:space="preserve">Tech lead for </w:t>
       </w:r>
-      <w:hyperlink w:history="1" r:id="rIdyuphhiudit0hebz6biprh">
+      <w:hyperlink w:history="1" r:id="rIdwqrmxgfqcykr3liborz5u">
         <w:r>
           <w:rPr>
             <w:rStyle w:val="Hyperlink"/>
@@ -104,7 +104,7 @@
         </w:rPr>
         <w:t xml:space="preserve"> and </w:t>
       </w:r>
-      <w:hyperlink w:history="1" r:id="rIdwnlpw1pakko4lpjizrcj3">
+      <w:hyperlink w:history="1" r:id="rIddhhwhm0bsfam8xhi_igdd">
         <w:r>
           <w:rPr>
             <w:rStyle w:val="Hyperlink"/>
@@ -134,7 +134,7 @@
         </w:rPr>
         <w:t xml:space="preserve">Shipped </w:t>
       </w:r>
-      <w:hyperlink w:history="1" r:id="rIda9tiqr6ogthcrvcvz1r3o">
+      <w:hyperlink w:history="1" r:id="rIdsr2k601njpkxmcp-a9fie">
         <w:r>
           <w:rPr>
             <w:rStyle w:val="Hyperlink"/>
@@ -149,7 +149,7 @@
         </w:rPr>
         <w:t xml:space="preserve">, </w:t>
       </w:r>
-      <w:hyperlink w:history="1" r:id="rIdzr9qeopzm700lebl1js3b">
+      <w:hyperlink w:history="1" r:id="rIdwxvowedb8pvnia8okzwcr">
         <w:r>
           <w:rPr>
             <w:rStyle w:val="Hyperlink"/>
@@ -164,7 +164,7 @@
         </w:rPr>
         <w:t xml:space="preserve">, </w:t>
       </w:r>
-      <w:hyperlink w:history="1" r:id="rIdknpi9qa_byx1rth3taccj">
+      <w:hyperlink w:history="1" r:id="rId7md6zzds7s-or8aq24eg3">
         <w:r>
           <w:rPr>
             <w:rStyle w:val="Hyperlink"/>
@@ -179,7 +179,7 @@
         </w:rPr>
         <w:t xml:space="preserve">, and </w:t>
       </w:r>
-      <w:hyperlink w:history="1" r:id="rIdxzirw0pjgoxvdnmg1aats">
+      <w:hyperlink w:history="1" r:id="rIdqej3dzchyb6sesh3fttw7">
         <w:r>
           <w:rPr>
             <w:rStyle w:val="Hyperlink"/>
@@ -234,7 +234,7 @@
         </w:rPr>
         <w:t xml:space="preserve">Served 1B+ monthly active users by creating secure, reliable identity experiences for </w:t>
       </w:r>
-      <w:hyperlink w:history="1" r:id="rIdnvhde2ljjnjwie8h_-mwn">
+      <w:hyperlink w:history="1" r:id="rIdsex9qely1adq0uici-8wv">
         <w:r>
           <w:rPr>
             <w:rStyle w:val="Hyperlink"/>
@@ -453,7 +453,7 @@
         <w:rPr>
           <w:rFonts w:ascii="Aptos" w:cs="Aptos" w:eastAsia="Aptos" w:hAnsi="Aptos"/>
         </w:rPr>
-        <w:t xml:space="preserve">AI tools: Cursor, Claude Desktop, Building agents and MCP clients with OpenAI</w:t>
+        <w:t xml:space="preserve">AI tools: Claude, Cursor, LangSmith, Building agents and MCP clients with OpenAI</w:t>
       </w:r>
     </w:p>
     <w:p>
@@ -506,7 +506,7 @@
           <w:numId w:val="2"/>
         </w:numPr>
       </w:pPr>
-      <w:hyperlink w:history="1" r:id="rIdtd64x9ymmnl4qbu7ms61t">
+      <w:hyperlink w:history="1" r:id="rIdivnclatecykt9ytlzbo_n">
         <w:r>
           <w:rPr>
             <w:rStyle w:val="Hyperlink"/>
@@ -524,7 +524,7 @@
           <w:numId w:val="2"/>
         </w:numPr>
       </w:pPr>
-      <w:hyperlink w:history="1" r:id="rIdyjswl5iefteo5bh6oxzup">
+      <w:hyperlink w:history="1" r:id="rIdxk-r64lyuowec8sb9m9di">
         <w:r>
           <w:rPr>
             <w:rStyle w:val="Hyperlink"/>
@@ -542,7 +542,7 @@
           <w:numId w:val="2"/>
         </w:numPr>
       </w:pPr>
-      <w:hyperlink w:history="1" r:id="rId_ly1zx3rl8ko66si58yz6">
+      <w:hyperlink w:history="1" r:id="rIdtxdfmpp9e4disvajraagw">
         <w:r>
           <w:rPr>
             <w:rStyle w:val="Hyperlink"/>
